--- a/pr-preview/pr-357/chapters/defining-terms-tracked-changes.docx
+++ b/pr-preview/pr-357/chapters/defining-terms-tracked-changes.docx
@@ -16,7 +16,7 @@
       </w:pPr>
       <w:del w:id="1" w:author="PR Preview" w:date="2026-01-01T00:00:00Z">
         <w:r>
-          <w:delText xml:space="preserve">Last modified: 2026-10-25 19:48:50 (PDT)</w:delText>
+          <w:delText xml:space="preserve">Last modified: 2026-10-26 01:27:11 (PDT)</w:delText>
         </w:r>
       </w:del>
     </w:p>
@@ -26,7 +26,7 @@
       </w:pPr>
       <w:ins w:id="2" w:author="PR Preview" w:date="2026-01-01T00:00:00Z">
         <w:r>
-          <w:t xml:space="preserve">Last modified: 2026-10-26 00:43:48 (PDT)</w:t>
+          <w:t xml:space="preserve">Last modified: 2026-10-26 01:28:21 (PDT)</w:t>
         </w:r>
       </w:ins>
     </w:p>
@@ -2369,7 +2369,7 @@
         <w:t xml:space="preserve"> </w:t>
       </w:r>
       <w:r>
-        <w:t xml:space="preserve">not just for the first case the reader meets.</w:t>
+        <w:t xml:space="preserve">not just for the first case the reader encounters.</w:t>
       </w:r>
       <w:r>
         <w:t xml:space="preserve"> </w:t>
@@ -3319,7 +3319,7 @@
           <w:b/>
           <w:bCs/>
         </w:rPr>
-        <w:t xml:space="preserve">Do not presuppose what the reader has not met:</w:t>
+        <w:t xml:space="preserve">Do not presuppose what the reader has not encountered:</w:t>
       </w:r>
       <w:r>
         <w:t xml:space="preserve"> </w:t>
@@ -4561,7 +4561,7 @@
         <w:t xml:space="preserve"> </w:t>
       </w:r>
       <w:r>
-        <w:t xml:space="preserve">A reader who meets the other words in another source</w:t>
+        <w:t xml:space="preserve">A reader who encounters the other words in another source</w:t>
       </w:r>
       <w:r>
         <w:t xml:space="preserve"> </w:t>
@@ -11236,7 +11236,7 @@
         <w:t xml:space="preserve"> </w:t>
       </w:r>
       <w:r>
-        <w:t xml:space="preserve">The reader meets the question before the answer,</w:t>
+        <w:t xml:space="preserve">The reader encounters the question before the answer,</w:t>
       </w:r>
       <w:r>
         <w:t xml:space="preserve"> </w:t>

--- a/pr-preview/pr-357/chapters/defining-terms-tracked-changes.docx
+++ b/pr-preview/pr-357/chapters/defining-terms-tracked-changes.docx
@@ -16,7 +16,7 @@
       </w:pPr>
       <w:del w:id="1" w:author="PR Preview" w:date="2026-01-01T00:00:00Z">
         <w:r>
-          <w:delText xml:space="preserve">Last modified: 2026-10-26 01:27:11 (PDT)</w:delText>
+          <w:delText xml:space="preserve">Last modified: 2026-10-26 01:33:48 (PDT)</w:delText>
         </w:r>
       </w:del>
     </w:p>
@@ -26,7 +26,7 @@
       </w:pPr>
       <w:ins w:id="2" w:author="PR Preview" w:date="2026-01-01T00:00:00Z">
         <w:r>
-          <w:t xml:space="preserve">Last modified: 2026-10-26 01:28:21 (PDT)</w:t>
+          <w:t xml:space="preserve">Last modified: 2026-10-26 01:40:54 (PDT)</w:t>
         </w:r>
       </w:ins>
     </w:p>
